--- a/spa/docx/004.content.docx
+++ b/spa/docx/004.content.docx
@@ -19,7 +19,7 @@
         <w:rPr>
           <w:lang w:val="es_ES" w:bidi="es_ES"/>
         </w:rPr>
-        <w:t>Resource: Tyndale Open Study Notes</w:t>
+        <w:t>Resource: Aquifer Open Study Notes (Profiles)</w:t>
       </w:r>
       <w:r>
         <w:rPr>
@@ -112,7 +112,7 @@
         <w:rPr>
           <w:lang w:val="es_ES" w:bidi="es_ES"/>
         </w:rPr>
-        <w:t>Tyndale Open Study Notes</w:t>
+        <w:t>Aquifer Open Study Notes (Profiles)</w:t>
       </w:r>
     </w:p>
     <w:p>

--- a/spa/docx/004.content.docx
+++ b/spa/docx/004.content.docx
@@ -247,18 +247,12 @@
         </w:rPr>
         <w:t>Daniel pertenecía a la familia real de Judá cuando el ejército babilónico atacó Jerusalén por primera vez en 605 a.C. (</w:t>
       </w:r>
-      <w:hyperlink r:id="rId13">
-        <w:r>
-          <w:rPr>
-            <w:lang w:val="es_ES" w:bidi="es_ES"/>
-          </w:rPr>
-          <w:rPr>
-            <w:color w:val="0000EE"/>
-            <w:u w:val="single"/>
-          </w:rPr>
-          <w:t>Daniel 1.3</w:t>
-        </w:r>
-      </w:hyperlink>
+      <w:r>
+        <w:rPr>
+          <w:lang w:val="es_ES" w:bidi="es_ES"/>
+        </w:rPr>
+        <w:t>Daniel 1.3</w:t>
+      </w:r>
       <w:r>
         <w:rPr>
           <w:lang w:val="es_ES" w:bidi="es_ES"/>
@@ -279,72 +273,48 @@
         </w:rPr>
         <w:t xml:space="preserve">Daniel trabajó en la corte durante casi setenta años (ver </w:t>
       </w:r>
-      <w:hyperlink r:id="rId14">
-        <w:r>
-          <w:rPr>
-            <w:lang w:val="es_ES" w:bidi="es_ES"/>
-          </w:rPr>
-          <w:rPr>
-            <w:color w:val="0000EE"/>
-            <w:u w:val="single"/>
-          </w:rPr>
-          <w:t>Daniel 1.21</w:t>
-        </w:r>
-      </w:hyperlink>
+      <w:r>
+        <w:rPr>
+          <w:lang w:val="es_ES" w:bidi="es_ES"/>
+        </w:rPr>
+        <w:t>Daniel 1.21</w:t>
+      </w:r>
       <w:r>
         <w:rPr>
           <w:lang w:val="es_ES" w:bidi="es_ES"/>
         </w:rPr>
         <w:t>). Rápidamente ganó una reputación por su inteligencia y total lealtad a Dios. Cuando Nabucodonosor tuvo un sueño inquietante, Dios le reveló su significado a Daniel, quien se lo explicó al rey (</w:t>
       </w:r>
-      <w:hyperlink r:id="rId15">
-        <w:r>
-          <w:rPr>
-            <w:lang w:val="es_ES" w:bidi="es_ES"/>
-          </w:rPr>
-          <w:rPr>
-            <w:color w:val="0000EE"/>
-            <w:u w:val="single"/>
-          </w:rPr>
-          <w:t>Daniel 2</w:t>
-        </w:r>
-      </w:hyperlink>
+      <w:r>
+        <w:rPr>
+          <w:lang w:val="es_ES" w:bidi="es_ES"/>
+        </w:rPr>
+        <w:t>Daniel 2</w:t>
+      </w:r>
       <w:r>
         <w:rPr>
           <w:lang w:val="es_ES" w:bidi="es_ES"/>
         </w:rPr>
         <w:t>). Más tarde, Daniel interpretó un segundo sueño relacionado con el orgullo del rey (</w:t>
       </w:r>
-      <w:hyperlink r:id="rId16">
-        <w:r>
-          <w:rPr>
-            <w:lang w:val="es_ES" w:bidi="es_ES"/>
-          </w:rPr>
-          <w:rPr>
-            <w:color w:val="0000EE"/>
-            <w:u w:val="single"/>
-          </w:rPr>
-          <w:t>Daniel 4</w:t>
-        </w:r>
-      </w:hyperlink>
+      <w:r>
+        <w:rPr>
+          <w:lang w:val="es_ES" w:bidi="es_ES"/>
+        </w:rPr>
+        <w:t>Daniel 4</w:t>
+      </w:r>
       <w:r>
         <w:rPr>
           <w:lang w:val="es_ES" w:bidi="es_ES"/>
         </w:rPr>
         <w:t>). Daniel instó a Nabucodonosor a arrepentirse, pero él no lo hizo. Como resultado, Nabucodonosor perdió temporalmente la cordura (</w:t>
       </w:r>
-      <w:hyperlink r:id="rId17">
-        <w:r>
-          <w:rPr>
-            <w:lang w:val="es_ES" w:bidi="es_ES"/>
-          </w:rPr>
-          <w:rPr>
-            <w:color w:val="0000EE"/>
-            <w:u w:val="single"/>
-          </w:rPr>
-          <w:t>Daniel 4.28–37</w:t>
-        </w:r>
-      </w:hyperlink>
+      <w:r>
+        <w:rPr>
+          <w:lang w:val="es_ES" w:bidi="es_ES"/>
+        </w:rPr>
+        <w:t>Daniel 4.28–37</w:t>
+      </w:r>
       <w:r>
         <w:rPr>
           <w:lang w:val="es_ES" w:bidi="es_ES"/>
@@ -379,18 +349,12 @@
         </w:rPr>
         <w:t>Más tarde, Belsasar, el virrey de Babilonia, utilizó irrespetuosamente los vasos sagrados del Templo de Jerusalén durante un banquete en el año 539 a.C. De repente, una mano sin cuerpo escribió las palabras "Mene, Mene, Tekel Upharsin" en la pared del palacio. Daniel interpretó estas palabras como una predicción del inminente fin de Babilonia. Esa misma noche, los persas capturaron la capital y mataron a Belsasar (</w:t>
       </w:r>
-      <w:hyperlink r:id="rId18">
-        <w:r>
-          <w:rPr>
-            <w:lang w:val="es_ES" w:bidi="es_ES"/>
-          </w:rPr>
-          <w:rPr>
-            <w:color w:val="0000EE"/>
-            <w:u w:val="single"/>
-          </w:rPr>
-          <w:t>Daniel 5.1–31</w:t>
-        </w:r>
-      </w:hyperlink>
+      <w:r>
+        <w:rPr>
+          <w:lang w:val="es_ES" w:bidi="es_ES"/>
+        </w:rPr>
+        <w:t>Daniel 5.1–31</w:t>
+      </w:r>
       <w:r>
         <w:rPr>
           <w:lang w:val="es_ES" w:bidi="es_ES"/>
@@ -411,72 +375,48 @@
         </w:rPr>
         <w:t>En 539 a.C., bajo el gobierno de Darío el Medo, Daniel se convirtió en administrador del reino (</w:t>
       </w:r>
-      <w:hyperlink r:id="rId19">
-        <w:r>
-          <w:rPr>
-            <w:lang w:val="es_ES" w:bidi="es_ES"/>
-          </w:rPr>
-          <w:rPr>
-            <w:color w:val="0000EE"/>
-            <w:u w:val="single"/>
-          </w:rPr>
-          <w:t>Daniel 6.2</w:t>
-        </w:r>
-      </w:hyperlink>
+      <w:r>
+        <w:rPr>
+          <w:lang w:val="es_ES" w:bidi="es_ES"/>
+        </w:rPr>
+        <w:t>Daniel 6.2</w:t>
+      </w:r>
       <w:r>
         <w:rPr>
           <w:lang w:val="es_ES" w:bidi="es_ES"/>
         </w:rPr>
         <w:t>). La gestión efectiva de Daniel enfureció a sus enemigos políticos. Ellos convencieron a Darío de emitir un decreto que prohibía la adoración a cualquiera excepto al Rey, con el castigo de ser arrojado al foso de los leones. Para mantener sus creencias religiosas, Daniel quebrantó la ley, pero milagrosamente no fue dañado por los leones. Posteriormente, regresó a su posición (</w:t>
       </w:r>
-      <w:hyperlink r:id="rId20">
-        <w:r>
-          <w:rPr>
-            <w:lang w:val="es_ES" w:bidi="es_ES"/>
-          </w:rPr>
-          <w:rPr>
-            <w:color w:val="0000EE"/>
-            <w:u w:val="single"/>
-          </w:rPr>
-          <w:t>Daniel 6.17–28</w:t>
-        </w:r>
-      </w:hyperlink>
+      <w:r>
+        <w:rPr>
+          <w:lang w:val="es_ES" w:bidi="es_ES"/>
+        </w:rPr>
+        <w:t>Daniel 6.17–28</w:t>
+      </w:r>
       <w:r>
         <w:rPr>
           <w:lang w:val="es_ES" w:bidi="es_ES"/>
         </w:rPr>
         <w:t>). Las visiones posteriores de Daniel son de alrededor de este tiempo (</w:t>
       </w:r>
-      <w:hyperlink r:id="rId21">
-        <w:r>
-          <w:rPr>
-            <w:lang w:val="es_ES" w:bidi="es_ES"/>
-          </w:rPr>
-          <w:rPr>
-            <w:color w:val="0000EE"/>
-            <w:u w:val="single"/>
-          </w:rPr>
-          <w:t>Daniel 10.1</w:t>
-        </w:r>
-      </w:hyperlink>
+      <w:r>
+        <w:rPr>
+          <w:lang w:val="es_ES" w:bidi="es_ES"/>
+        </w:rPr>
+        <w:t>Daniel 10.1</w:t>
+      </w:r>
       <w:r>
         <w:rPr>
           <w:lang w:val="es_ES" w:bidi="es_ES"/>
         </w:rPr>
         <w:t xml:space="preserve">, </w:t>
       </w:r>
-      <w:hyperlink r:id="rId22">
-        <w:r>
-          <w:rPr>
-            <w:lang w:val="es_ES" w:bidi="es_ES"/>
-          </w:rPr>
-          <w:rPr>
-            <w:color w:val="0000EE"/>
-            <w:u w:val="single"/>
-          </w:rPr>
-          <w:t>4</w:t>
-        </w:r>
-      </w:hyperlink>
+      <w:r>
+        <w:rPr>
+          <w:lang w:val="es_ES" w:bidi="es_ES"/>
+        </w:rPr>
+        <w:t>4</w:t>
+      </w:r>
       <w:r>
         <w:rPr>
           <w:lang w:val="es_ES" w:bidi="es_ES"/>
@@ -497,108 +437,72 @@
         </w:rPr>
         <w:t xml:space="preserve">Las profecías de Daniel son difíciles de comprender en detalle, pero su mensaje es claro: las fuerzas del mal están en el poder ahora, pero Dios está en control y salvará a su pueblo. Jesús y los autores del Nuevo Testamento citaron a Daniel, a menudo utilizando su imaginación al hablar de los tiempos finales (por ejemplo, compara </w:t>
       </w:r>
-      <w:hyperlink r:id="rId23">
-        <w:r>
-          <w:rPr>
-            <w:lang w:val="es_ES" w:bidi="es_ES"/>
-          </w:rPr>
-          <w:rPr>
-            <w:color w:val="0000EE"/>
-            <w:u w:val="single"/>
-          </w:rPr>
-          <w:t>Daniel 7.1–9</w:t>
-        </w:r>
-      </w:hyperlink>
+      <w:r>
+        <w:rPr>
+          <w:lang w:val="es_ES" w:bidi="es_ES"/>
+        </w:rPr>
+        <w:t>Daniel 7.1–9</w:t>
+      </w:r>
       <w:r>
         <w:rPr>
           <w:lang w:val="es_ES" w:bidi="es_ES"/>
         </w:rPr>
         <w:t xml:space="preserve"> y </w:t>
       </w:r>
-      <w:hyperlink r:id="rId24">
-        <w:r>
-          <w:rPr>
-            <w:lang w:val="es_ES" w:bidi="es_ES"/>
-          </w:rPr>
-          <w:rPr>
-            <w:color w:val="0000EE"/>
-            <w:u w:val="single"/>
-          </w:rPr>
-          <w:t>Apocalipsis 13.1–10</w:t>
-        </w:r>
-      </w:hyperlink>
+      <w:r>
+        <w:rPr>
+          <w:lang w:val="es_ES" w:bidi="es_ES"/>
+        </w:rPr>
+        <w:t>Apocalipsis 13.1–10</w:t>
+      </w:r>
       <w:r>
         <w:rPr>
           <w:lang w:val="es_ES" w:bidi="es_ES"/>
         </w:rPr>
         <w:t xml:space="preserve">; </w:t>
       </w:r>
-      <w:hyperlink r:id="rId25">
-        <w:r>
-          <w:rPr>
-            <w:lang w:val="es_ES" w:bidi="es_ES"/>
-          </w:rPr>
-          <w:rPr>
-            <w:color w:val="0000EE"/>
-            <w:u w:val="single"/>
-          </w:rPr>
-          <w:t>Daniel 7.13</w:t>
-        </w:r>
-      </w:hyperlink>
+      <w:r>
+        <w:rPr>
+          <w:lang w:val="es_ES" w:bidi="es_ES"/>
+        </w:rPr>
+        <w:t>Daniel 7.13</w:t>
+      </w:r>
       <w:r>
         <w:rPr>
           <w:lang w:val="es_ES" w:bidi="es_ES"/>
         </w:rPr>
         <w:t xml:space="preserve"> y </w:t>
       </w:r>
-      <w:hyperlink r:id="rId26">
-        <w:r>
-          <w:rPr>
-            <w:lang w:val="es_ES" w:bidi="es_ES"/>
-          </w:rPr>
-          <w:rPr>
-            <w:color w:val="0000EE"/>
-            <w:u w:val="single"/>
-          </w:rPr>
-          <w:t>Apocalipsis 1.7</w:t>
-        </w:r>
-      </w:hyperlink>
+      <w:r>
+        <w:rPr>
+          <w:lang w:val="es_ES" w:bidi="es_ES"/>
+        </w:rPr>
+        <w:t>Apocalipsis 1.7</w:t>
+      </w:r>
       <w:r>
         <w:rPr>
           <w:lang w:val="es_ES" w:bidi="es_ES"/>
         </w:rPr>
         <w:t xml:space="preserve">; </w:t>
       </w:r>
-      <w:hyperlink r:id="rId27">
-        <w:r>
-          <w:rPr>
-            <w:lang w:val="es_ES" w:bidi="es_ES"/>
-          </w:rPr>
-          <w:rPr>
-            <w:color w:val="0000EE"/>
-            <w:u w:val="single"/>
-          </w:rPr>
-          <w:t>Daniel 9.27</w:t>
-        </w:r>
-      </w:hyperlink>
+      <w:r>
+        <w:rPr>
+          <w:lang w:val="es_ES" w:bidi="es_ES"/>
+        </w:rPr>
+        <w:t>Daniel 9.27</w:t>
+      </w:r>
       <w:r>
         <w:rPr>
           <w:lang w:val="es_ES" w:bidi="es_ES"/>
         </w:rPr>
         <w:t xml:space="preserve"> y </w:t>
       </w:r>
-      <w:hyperlink r:id="rId28">
-        <w:r>
-          <w:rPr>
-            <w:lang w:val="es_ES" w:bidi="es_ES"/>
-          </w:rPr>
-          <w:rPr>
-            <w:color w:val="0000EE"/>
-            <w:u w:val="single"/>
-          </w:rPr>
-          <w:t>Mateo 24.15</w:t>
-        </w:r>
-      </w:hyperlink>
+      <w:r>
+        <w:rPr>
+          <w:lang w:val="es_ES" w:bidi="es_ES"/>
+        </w:rPr>
+        <w:t>Mateo 24.15</w:t>
+      </w:r>
       <w:r>
         <w:rPr>
           <w:lang w:val="es_ES" w:bidi="es_ES"/>
@@ -628,90 +532,60 @@
           <w:lang w:val="es_ES" w:bidi="es_ES"/>
         </w:rPr>
       </w:r>
-      <w:hyperlink r:id="rId29">
-        <w:r>
-          <w:rPr>
-            <w:lang w:val="es_ES" w:bidi="es_ES"/>
-          </w:rPr>
-          <w:rPr>
-            <w:color w:val="0000EE"/>
-            <w:u w:val="single"/>
-          </w:rPr>
-          <w:t>Ezequiel 14.14</w:t>
-        </w:r>
-      </w:hyperlink>
+      <w:r>
+        <w:rPr>
+          <w:lang w:val="es_ES" w:bidi="es_ES"/>
+        </w:rPr>
+        <w:t>Ezequiel 14.14</w:t>
+      </w:r>
       <w:r>
         <w:rPr>
           <w:lang w:val="es_ES" w:bidi="es_ES"/>
         </w:rPr>
         <w:t xml:space="preserve">, </w:t>
       </w:r>
-      <w:hyperlink r:id="rId30">
-        <w:r>
-          <w:rPr>
-            <w:lang w:val="es_ES" w:bidi="es_ES"/>
-          </w:rPr>
-          <w:rPr>
-            <w:color w:val="0000EE"/>
-            <w:u w:val="single"/>
-          </w:rPr>
-          <w:t>20</w:t>
-        </w:r>
-      </w:hyperlink>
+      <w:r>
+        <w:rPr>
+          <w:lang w:val="es_ES" w:bidi="es_ES"/>
+        </w:rPr>
+        <w:t>20</w:t>
+      </w:r>
       <w:r>
         <w:rPr>
           <w:lang w:val="es_ES" w:bidi="es_ES"/>
         </w:rPr>
         <w:t xml:space="preserve">; </w:t>
       </w:r>
-      <w:hyperlink r:id="rId31">
-        <w:r>
-          <w:rPr>
-            <w:lang w:val="es_ES" w:bidi="es_ES"/>
-          </w:rPr>
-          <w:rPr>
-            <w:color w:val="0000EE"/>
-            <w:u w:val="single"/>
-          </w:rPr>
-          <w:t>28.3</w:t>
-        </w:r>
-      </w:hyperlink>
+      <w:r>
+        <w:rPr>
+          <w:lang w:val="es_ES" w:bidi="es_ES"/>
+        </w:rPr>
+        <w:t>28.3</w:t>
+      </w:r>
       <w:r>
         <w:rPr>
           <w:lang w:val="es_ES" w:bidi="es_ES"/>
         </w:rPr>
         <w:t xml:space="preserve">; </w:t>
       </w:r>
-      <w:hyperlink r:id="rId32">
-        <w:r>
-          <w:rPr>
-            <w:lang w:val="es_ES" w:bidi="es_ES"/>
-          </w:rPr>
-          <w:rPr>
-            <w:color w:val="0000EE"/>
-            <w:u w:val="single"/>
-          </w:rPr>
-          <w:t>Daniel 1.1–12.13</w:t>
-        </w:r>
-      </w:hyperlink>
+      <w:r>
+        <w:rPr>
+          <w:lang w:val="es_ES" w:bidi="es_ES"/>
+        </w:rPr>
+        <w:t>Daniel 1.1–12.13</w:t>
+      </w:r>
       <w:r>
         <w:rPr>
           <w:lang w:val="es_ES" w:bidi="es_ES"/>
         </w:rPr>
         <w:t xml:space="preserve">; </w:t>
       </w:r>
-      <w:hyperlink r:id="rId28">
-        <w:r>
-          <w:rPr>
-            <w:lang w:val="es_ES" w:bidi="es_ES"/>
-          </w:rPr>
-          <w:rPr>
-            <w:color w:val="0000EE"/>
-            <w:u w:val="single"/>
-          </w:rPr>
-          <w:t>Mateo 24.15</w:t>
-        </w:r>
-      </w:hyperlink>
+      <w:r>
+        <w:rPr>
+          <w:lang w:val="es_ES" w:bidi="es_ES"/>
+        </w:rPr>
+        <w:t>Mateo 24.15</w:t>
+      </w:r>
       <w:r>
         <w:rPr>
           <w:lang w:val="es_ES" w:bidi="es_ES"/>
@@ -786,72 +660,48 @@
         </w:rPr>
         <w:t>. Su historia familiar se remonta a Judá (</w:t>
       </w:r>
-      <w:hyperlink r:id="rId33">
-        <w:r>
-          <w:rPr>
-            <w:lang w:val="es_ES" w:bidi="es_ES"/>
-          </w:rPr>
-          <w:rPr>
-            <w:color w:val="0000EE"/>
-            <w:u w:val="single"/>
-          </w:rPr>
-          <w:t>Rut 4.18–22</w:t>
-        </w:r>
-      </w:hyperlink>
+      <w:r>
+        <w:rPr>
+          <w:lang w:val="es_ES" w:bidi="es_ES"/>
+        </w:rPr>
+        <w:t>Rut 4.18–22</w:t>
+      </w:r>
       <w:r>
         <w:rPr>
           <w:lang w:val="es_ES" w:bidi="es_ES"/>
         </w:rPr>
         <w:t xml:space="preserve">; </w:t>
       </w:r>
-      <w:hyperlink r:id="rId34">
-        <w:r>
-          <w:rPr>
-            <w:lang w:val="es_ES" w:bidi="es_ES"/>
-          </w:rPr>
-          <w:rPr>
-            <w:color w:val="0000EE"/>
-            <w:u w:val="single"/>
-          </w:rPr>
-          <w:t>1 Crónicas 2.3–15</w:t>
-        </w:r>
-      </w:hyperlink>
+      <w:r>
+        <w:rPr>
+          <w:lang w:val="es_ES" w:bidi="es_ES"/>
+        </w:rPr>
+        <w:t>1 Crónicas 2.3–15</w:t>
+      </w:r>
       <w:r>
         <w:rPr>
           <w:lang w:val="es_ES" w:bidi="es_ES"/>
         </w:rPr>
         <w:t xml:space="preserve">; </w:t>
       </w:r>
-      <w:hyperlink r:id="rId35">
-        <w:r>
-          <w:rPr>
-            <w:lang w:val="es_ES" w:bidi="es_ES"/>
-          </w:rPr>
-          <w:rPr>
-            <w:color w:val="0000EE"/>
-            <w:u w:val="single"/>
-          </w:rPr>
-          <w:t>Mateo 1.3–6</w:t>
-        </w:r>
-      </w:hyperlink>
+      <w:r>
+        <w:rPr>
+          <w:lang w:val="es_ES" w:bidi="es_ES"/>
+        </w:rPr>
+        <w:t>Mateo 1.3–6</w:t>
+      </w:r>
       <w:r>
         <w:rPr>
           <w:lang w:val="es_ES" w:bidi="es_ES"/>
         </w:rPr>
         <w:t xml:space="preserve">; </w:t>
       </w:r>
-      <w:hyperlink r:id="rId36">
-        <w:r>
-          <w:rPr>
-            <w:lang w:val="es_ES" w:bidi="es_ES"/>
-          </w:rPr>
-          <w:rPr>
-            <w:color w:val="0000EE"/>
-            <w:u w:val="single"/>
-          </w:rPr>
-          <w:t>Lucas 3.31–33</w:t>
-        </w:r>
-      </w:hyperlink>
+      <w:r>
+        <w:rPr>
+          <w:lang w:val="es_ES" w:bidi="es_ES"/>
+        </w:rPr>
+        <w:t>Lucas 3.31–33</w:t>
+      </w:r>
       <w:r>
         <w:rPr>
           <w:lang w:val="es_ES" w:bidi="es_ES"/>
@@ -872,36 +722,24 @@
         </w:rPr>
         <w:t>Cuando era joven, David era un simple pastor que cuidaba las ovejas de su padre (</w:t>
       </w:r>
-      <w:hyperlink r:id="rId37">
-        <w:r>
-          <w:rPr>
-            <w:lang w:val="es_ES" w:bidi="es_ES"/>
-          </w:rPr>
-          <w:rPr>
-            <w:color w:val="0000EE"/>
-            <w:u w:val="single"/>
-          </w:rPr>
-          <w:t>1 Samuel 16.11</w:t>
-        </w:r>
-      </w:hyperlink>
+      <w:r>
+        <w:rPr>
+          <w:lang w:val="es_ES" w:bidi="es_ES"/>
+        </w:rPr>
+        <w:t>1 Samuel 16.11</w:t>
+      </w:r>
       <w:r>
         <w:rPr>
           <w:lang w:val="es_ES" w:bidi="es_ES"/>
         </w:rPr>
         <w:t xml:space="preserve">; </w:t>
       </w:r>
-      <w:hyperlink r:id="rId38">
-        <w:r>
-          <w:rPr>
-            <w:lang w:val="es_ES" w:bidi="es_ES"/>
-          </w:rPr>
-          <w:rPr>
-            <w:color w:val="0000EE"/>
-            <w:u w:val="single"/>
-          </w:rPr>
-          <w:t>17.14–15</w:t>
-        </w:r>
-      </w:hyperlink>
+      <w:r>
+        <w:rPr>
+          <w:lang w:val="es_ES" w:bidi="es_ES"/>
+        </w:rPr>
+        <w:t>17.14–15</w:t>
+      </w:r>
       <w:r>
         <w:rPr>
           <w:lang w:val="es_ES" w:bidi="es_ES"/>
@@ -920,36 +758,24 @@
         </w:rPr>
         <w:t xml:space="preserve"> y ungió a David como el futuro Rey de Israel. Sin embargo, David no se convirtió en Rey mediante un golpe de estado o asesinato. En su lugar, sirvió fielmente al Rey Saúl. David primero se unió al servicio de Saúl como músico, tocando canciones que calmaban la mente perturbada de Saúl (</w:t>
       </w:r>
-      <w:hyperlink r:id="rId39">
-        <w:r>
-          <w:rPr>
-            <w:lang w:val="es_ES" w:bidi="es_ES"/>
-          </w:rPr>
-          <w:rPr>
-            <w:color w:val="0000EE"/>
-            <w:u w:val="single"/>
-          </w:rPr>
-          <w:t>1 Samuel 16.14–23</w:t>
-        </w:r>
-      </w:hyperlink>
+      <w:r>
+        <w:rPr>
+          <w:lang w:val="es_ES" w:bidi="es_ES"/>
+        </w:rPr>
+        <w:t>1 Samuel 16.14–23</w:t>
+      </w:r>
       <w:r>
         <w:rPr>
           <w:lang w:val="es_ES" w:bidi="es_ES"/>
         </w:rPr>
         <w:t>). Este papel anticipaba el trabajo de David como compositor de muchos salmos. El joven David también ayudó a Saúl al derrotar de manera famosa al campeón filisteo Goliath en combate individual (</w:t>
       </w:r>
-      <w:hyperlink r:id="rId40">
-        <w:r>
-          <w:rPr>
-            <w:lang w:val="es_ES" w:bidi="es_ES"/>
-          </w:rPr>
-          <w:rPr>
-            <w:color w:val="0000EE"/>
-            <w:u w:val="single"/>
-          </w:rPr>
-          <w:t>1 Samuel 17.32–51</w:t>
-        </w:r>
-      </w:hyperlink>
+      <w:r>
+        <w:rPr>
+          <w:lang w:val="es_ES" w:bidi="es_ES"/>
+        </w:rPr>
+        <w:t>1 Samuel 17.32–51</w:t>
+      </w:r>
       <w:r>
         <w:rPr>
           <w:lang w:val="es_ES" w:bidi="es_ES"/>
@@ -1046,18 +872,12 @@
         </w:rPr>
         <w:t>Como Rey de un Israel unificado, David fortaleció el reino. Él y sus hombres capturaron Jerusalén de los jebuseos y la convirtieron en su capital. Obligó a los últimos filisteos a abandonar la tierra. Luego, David llevó el arca de la alianza a Jerusalén. Deseaba construir un templo permanente para Dios en Jerusalén para reemplazar el tabernáculo. Dios negó este deseo, pero mostró su amor por David al hacer un pacto (acuerdo especial) con él, estableciendo a sus descendientes como una dinastía de reyes (</w:t>
       </w:r>
-      <w:hyperlink r:id="rId41">
-        <w:r>
-          <w:rPr>
-            <w:lang w:val="es_ES" w:bidi="es_ES"/>
-          </w:rPr>
-          <w:rPr>
-            <w:color w:val="0000EE"/>
-            <w:u w:val="single"/>
-          </w:rPr>
-          <w:t>2 Samuel 7</w:t>
-        </w:r>
-      </w:hyperlink>
+      <w:r>
+        <w:rPr>
+          <w:lang w:val="es_ES" w:bidi="es_ES"/>
+        </w:rPr>
+        <w:t>2 Samuel 7</w:t>
+      </w:r>
       <w:r>
         <w:rPr>
           <w:lang w:val="es_ES" w:bidi="es_ES"/>
@@ -1078,18 +898,12 @@
         </w:rPr>
         <w:t xml:space="preserve">La vida de David pronto empeoró (ver </w:t>
       </w:r>
-      <w:hyperlink r:id="rId42">
-        <w:r>
-          <w:rPr>
-            <w:lang w:val="es_ES" w:bidi="es_ES"/>
-          </w:rPr>
-          <w:rPr>
-            <w:color w:val="0000EE"/>
-            <w:u w:val="single"/>
-          </w:rPr>
-          <w:t>2 Samuel 11–12</w:t>
-        </w:r>
-      </w:hyperlink>
+      <w:r>
+        <w:rPr>
+          <w:lang w:val="es_ES" w:bidi="es_ES"/>
+        </w:rPr>
+        <w:t>2 Samuel 11–12</w:t>
+      </w:r>
       <w:r>
         <w:rPr>
           <w:lang w:val="es_ES" w:bidi="es_ES"/>
@@ -1108,36 +922,24 @@
         </w:rPr>
         <w:t xml:space="preserve">. Ella quedó embarazada, y su intento de ocultar su adulterio fracasó. David estaba desesperado, así que hizo que mataran a su marido, Uría. Sin embargo, incluso un gran rey como David no puede ocultar secretos a Dios. Dios envió a su profeta Nathán para confrontar a David. David se arrepintió de lo que había hecho (ver </w:t>
       </w:r>
-      <w:hyperlink r:id="rId43">
-        <w:r>
-          <w:rPr>
-            <w:lang w:val="es_ES" w:bidi="es_ES"/>
-          </w:rPr>
-          <w:rPr>
-            <w:color w:val="0000EE"/>
-            <w:u w:val="single"/>
-          </w:rPr>
-          <w:t>Salmos 32</w:t>
-        </w:r>
-      </w:hyperlink>
+      <w:r>
+        <w:rPr>
+          <w:lang w:val="es_ES" w:bidi="es_ES"/>
+        </w:rPr>
+        <w:t>Salmos 32</w:t>
+      </w:r>
       <w:r>
         <w:rPr>
           <w:lang w:val="es_ES" w:bidi="es_ES"/>
         </w:rPr>
         <w:t xml:space="preserve">, </w:t>
       </w:r>
-      <w:hyperlink r:id="rId44">
-        <w:r>
-          <w:rPr>
-            <w:lang w:val="es_ES" w:bidi="es_ES"/>
-          </w:rPr>
-          <w:rPr>
-            <w:color w:val="0000EE"/>
-            <w:u w:val="single"/>
-          </w:rPr>
-          <w:t>51</w:t>
-        </w:r>
-      </w:hyperlink>
+      <w:r>
+        <w:rPr>
+          <w:lang w:val="es_ES" w:bidi="es_ES"/>
+        </w:rPr>
+        <w:t>51</w:t>
+      </w:r>
       <w:r>
         <w:rPr>
           <w:lang w:val="es_ES" w:bidi="es_ES"/>
@@ -1158,108 +960,72 @@
         </w:rPr>
         <w:t>A partir de entonces, la familia de David comenzó a enfrentar numerosos problemas y conflictos. El hijo de David, Amnón, violó a su media hermana Thamar (</w:t>
       </w:r>
-      <w:hyperlink r:id="rId45">
-        <w:r>
-          <w:rPr>
-            <w:lang w:val="es_ES" w:bidi="es_ES"/>
-          </w:rPr>
-          <w:rPr>
-            <w:color w:val="0000EE"/>
-            <w:u w:val="single"/>
-          </w:rPr>
-          <w:t>2 Samuel 13.1–14</w:t>
-        </w:r>
-      </w:hyperlink>
+      <w:r>
+        <w:rPr>
+          <w:lang w:val="es_ES" w:bidi="es_ES"/>
+        </w:rPr>
+        <w:t>2 Samuel 13.1–14</w:t>
+      </w:r>
       <w:r>
         <w:rPr>
           <w:lang w:val="es_ES" w:bidi="es_ES"/>
         </w:rPr>
         <w:t>). Su hermano Absalom luego asesinó a Amnón (</w:t>
       </w:r>
-      <w:hyperlink r:id="rId46">
-        <w:r>
-          <w:rPr>
-            <w:lang w:val="es_ES" w:bidi="es_ES"/>
-          </w:rPr>
-          <w:rPr>
-            <w:color w:val="0000EE"/>
-            <w:u w:val="single"/>
-          </w:rPr>
-          <w:t>2 Samuel 13.20–29</w:t>
-        </w:r>
-      </w:hyperlink>
+      <w:r>
+        <w:rPr>
+          <w:lang w:val="es_ES" w:bidi="es_ES"/>
+        </w:rPr>
+        <w:t>2 Samuel 13.20–29</w:t>
+      </w:r>
       <w:r>
         <w:rPr>
           <w:lang w:val="es_ES" w:bidi="es_ES"/>
         </w:rPr>
         <w:t>). Más tarde, Absalom inició una guerra civil al intentar convertirse en Rey en lugar de su padre (</w:t>
       </w:r>
-      <w:hyperlink r:id="rId47">
-        <w:r>
-          <w:rPr>
-            <w:lang w:val="es_ES" w:bidi="es_ES"/>
-          </w:rPr>
-          <w:rPr>
-            <w:color w:val="0000EE"/>
-            <w:u w:val="single"/>
-          </w:rPr>
-          <w:t>2 Samuel 15–18</w:t>
-        </w:r>
-      </w:hyperlink>
+      <w:r>
+        <w:rPr>
+          <w:lang w:val="es_ES" w:bidi="es_ES"/>
+        </w:rPr>
+        <w:t>2 Samuel 15–18</w:t>
+      </w:r>
       <w:r>
         <w:rPr>
           <w:lang w:val="es_ES" w:bidi="es_ES"/>
         </w:rPr>
         <w:t>). Otro hijo, Adonía, intentó proclamarse rey mientras su padre aún vivía (</w:t>
       </w:r>
-      <w:hyperlink r:id="rId48">
-        <w:r>
-          <w:rPr>
-            <w:lang w:val="es_ES" w:bidi="es_ES"/>
-          </w:rPr>
-          <w:rPr>
-            <w:color w:val="0000EE"/>
-            <w:u w:val="single"/>
-          </w:rPr>
-          <w:t>1 Reyes 1.5–10</w:t>
-        </w:r>
-      </w:hyperlink>
+      <w:r>
+        <w:rPr>
+          <w:lang w:val="es_ES" w:bidi="es_ES"/>
+        </w:rPr>
+        <w:t>1 Reyes 1.5–10</w:t>
+      </w:r>
       <w:r>
         <w:rPr>
           <w:lang w:val="es_ES" w:bidi="es_ES"/>
         </w:rPr>
         <w:t>). Sin embargo, David reunió suficiente fuerza para asegurar que Salomón fuera rey después de él (</w:t>
       </w:r>
-      <w:hyperlink r:id="rId49">
-        <w:r>
-          <w:rPr>
-            <w:lang w:val="es_ES" w:bidi="es_ES"/>
-          </w:rPr>
-          <w:rPr>
-            <w:color w:val="0000EE"/>
-            <w:u w:val="single"/>
-          </w:rPr>
-          <w:t>1 Reyes 1.28–40</w:t>
-        </w:r>
-      </w:hyperlink>
+      <w:r>
+        <w:rPr>
+          <w:lang w:val="es_ES" w:bidi="es_ES"/>
+        </w:rPr>
+        <w:t>1 Reyes 1.28–40</w:t>
+      </w:r>
       <w:r>
         <w:rPr>
           <w:lang w:val="es_ES" w:bidi="es_ES"/>
         </w:rPr>
         <w:t xml:space="preserve">). Cuando David murió, Salomón se convirtió en rey. Salomón fue el primero de muchos reyes de la familia de David, como se prometió en </w:t>
       </w:r>
-      <w:hyperlink r:id="rId41">
-        <w:r>
-          <w:rPr>
-            <w:lang w:val="es_ES" w:bidi="es_ES"/>
-          </w:rPr>
-          <w:rPr>
-            <w:color w:val="0000EE"/>
-            <w:u w:val="single"/>
-          </w:rPr>
-          <w:t>2 Samuel 7</w:t>
-        </w:r>
-      </w:hyperlink>
+      <w:r>
+        <w:rPr>
+          <w:lang w:val="es_ES" w:bidi="es_ES"/>
+        </w:rPr>
+        <w:t>2 Samuel 7</w:t>
+      </w:r>
       <w:r>
         <w:rPr>
           <w:lang w:val="es_ES" w:bidi="es_ES"/>
@@ -1294,264 +1060,174 @@
         </w:rPr>
         <w:t>¿Qué sucede con la promesa a David de que "tu trono estará seguro para siempre" (</w:t>
       </w:r>
-      <w:hyperlink r:id="rId50">
-        <w:r>
-          <w:rPr>
-            <w:lang w:val="es_ES" w:bidi="es_ES"/>
-          </w:rPr>
-          <w:rPr>
-            <w:color w:val="0000EE"/>
-            <w:u w:val="single"/>
-          </w:rPr>
-          <w:t>2 Samuel 7.16</w:t>
-        </w:r>
-      </w:hyperlink>
+      <w:r>
+        <w:rPr>
+          <w:lang w:val="es_ES" w:bidi="es_ES"/>
+        </w:rPr>
+        <w:t>2 Samuel 7.16</w:t>
+      </w:r>
       <w:r>
         <w:rPr>
           <w:lang w:val="es_ES" w:bidi="es_ES"/>
         </w:rPr>
         <w:t xml:space="preserve">)? El Nuevo Testamento se refiere a Jesús. Él era un descendiente de David, y Dios lo declaró el Cristo, o Mesías, el Rey ungido (ver </w:t>
       </w:r>
-      <w:hyperlink r:id="rId51">
-        <w:r>
-          <w:rPr>
-            <w:lang w:val="es_ES" w:bidi="es_ES"/>
-          </w:rPr>
-          <w:rPr>
-            <w:color w:val="0000EE"/>
-            <w:u w:val="single"/>
-          </w:rPr>
-          <w:t>Mateo 1.1</w:t>
-        </w:r>
-      </w:hyperlink>
+      <w:r>
+        <w:rPr>
+          <w:lang w:val="es_ES" w:bidi="es_ES"/>
+        </w:rPr>
+        <w:t>Mateo 1.1</w:t>
+      </w:r>
       <w:r>
         <w:rPr>
           <w:lang w:val="es_ES" w:bidi="es_ES"/>
         </w:rPr>
         <w:t xml:space="preserve">; </w:t>
       </w:r>
-      <w:hyperlink r:id="rId52">
-        <w:r>
-          <w:rPr>
-            <w:lang w:val="es_ES" w:bidi="es_ES"/>
-          </w:rPr>
-          <w:rPr>
-            <w:color w:val="0000EE"/>
-            <w:u w:val="single"/>
-          </w:rPr>
-          <w:t>9.27</w:t>
-        </w:r>
-      </w:hyperlink>
+      <w:r>
+        <w:rPr>
+          <w:lang w:val="es_ES" w:bidi="es_ES"/>
+        </w:rPr>
+        <w:t>9.27</w:t>
+      </w:r>
       <w:r>
         <w:rPr>
           <w:lang w:val="es_ES" w:bidi="es_ES"/>
         </w:rPr>
         <w:t xml:space="preserve">; </w:t>
       </w:r>
-      <w:hyperlink r:id="rId53">
-        <w:r>
-          <w:rPr>
-            <w:lang w:val="es_ES" w:bidi="es_ES"/>
-          </w:rPr>
-          <w:rPr>
-            <w:color w:val="0000EE"/>
-            <w:u w:val="single"/>
-          </w:rPr>
-          <w:t>12.23</w:t>
-        </w:r>
-      </w:hyperlink>
+      <w:r>
+        <w:rPr>
+          <w:lang w:val="es_ES" w:bidi="es_ES"/>
+        </w:rPr>
+        <w:t>12.23</w:t>
+      </w:r>
       <w:r>
         <w:rPr>
           <w:lang w:val="es_ES" w:bidi="es_ES"/>
         </w:rPr>
         <w:t xml:space="preserve">; </w:t>
       </w:r>
-      <w:hyperlink r:id="rId54">
-        <w:r>
-          <w:rPr>
-            <w:lang w:val="es_ES" w:bidi="es_ES"/>
-          </w:rPr>
-          <w:rPr>
-            <w:color w:val="0000EE"/>
-            <w:u w:val="single"/>
-          </w:rPr>
-          <w:t>Marcos 10.47–48</w:t>
-        </w:r>
-      </w:hyperlink>
+      <w:r>
+        <w:rPr>
+          <w:lang w:val="es_ES" w:bidi="es_ES"/>
+        </w:rPr>
+        <w:t>Marcos 10.47–48</w:t>
+      </w:r>
       <w:r>
         <w:rPr>
           <w:lang w:val="es_ES" w:bidi="es_ES"/>
         </w:rPr>
         <w:t xml:space="preserve">; </w:t>
       </w:r>
-      <w:hyperlink r:id="rId55">
-        <w:r>
-          <w:rPr>
-            <w:lang w:val="es_ES" w:bidi="es_ES"/>
-          </w:rPr>
-          <w:rPr>
-            <w:color w:val="0000EE"/>
-            <w:u w:val="single"/>
-          </w:rPr>
-          <w:t>11.10</w:t>
-        </w:r>
-      </w:hyperlink>
+      <w:r>
+        <w:rPr>
+          <w:lang w:val="es_ES" w:bidi="es_ES"/>
+        </w:rPr>
+        <w:t>11.10</w:t>
+      </w:r>
       <w:r>
         <w:rPr>
           <w:lang w:val="es_ES" w:bidi="es_ES"/>
         </w:rPr>
         <w:t xml:space="preserve">; </w:t>
       </w:r>
-      <w:hyperlink r:id="rId56">
-        <w:r>
-          <w:rPr>
-            <w:lang w:val="es_ES" w:bidi="es_ES"/>
-          </w:rPr>
-          <w:rPr>
-            <w:color w:val="0000EE"/>
-            <w:u w:val="single"/>
-          </w:rPr>
-          <w:t>12.35–37</w:t>
-        </w:r>
-      </w:hyperlink>
+      <w:r>
+        <w:rPr>
+          <w:lang w:val="es_ES" w:bidi="es_ES"/>
+        </w:rPr>
+        <w:t>12.35–37</w:t>
+      </w:r>
       <w:r>
         <w:rPr>
           <w:lang w:val="es_ES" w:bidi="es_ES"/>
         </w:rPr>
         <w:t xml:space="preserve">; </w:t>
       </w:r>
-      <w:hyperlink r:id="rId57">
-        <w:r>
-          <w:rPr>
-            <w:lang w:val="es_ES" w:bidi="es_ES"/>
-          </w:rPr>
-          <w:rPr>
-            <w:color w:val="0000EE"/>
-            <w:u w:val="single"/>
-          </w:rPr>
-          <w:t>Lucas 18.38–39</w:t>
-        </w:r>
-      </w:hyperlink>
+      <w:r>
+        <w:rPr>
+          <w:lang w:val="es_ES" w:bidi="es_ES"/>
+        </w:rPr>
+        <w:t>Lucas 18.38–39</w:t>
+      </w:r>
       <w:r>
         <w:rPr>
           <w:lang w:val="es_ES" w:bidi="es_ES"/>
         </w:rPr>
         <w:t xml:space="preserve">; </w:t>
       </w:r>
-      <w:hyperlink r:id="rId58">
-        <w:r>
-          <w:rPr>
-            <w:lang w:val="es_ES" w:bidi="es_ES"/>
-          </w:rPr>
-          <w:rPr>
-            <w:color w:val="0000EE"/>
-            <w:u w:val="single"/>
-          </w:rPr>
-          <w:t>20.41–44</w:t>
-        </w:r>
-      </w:hyperlink>
+      <w:r>
+        <w:rPr>
+          <w:lang w:val="es_ES" w:bidi="es_ES"/>
+        </w:rPr>
+        <w:t>20.41–44</w:t>
+      </w:r>
       <w:r>
         <w:rPr>
           <w:lang w:val="es_ES" w:bidi="es_ES"/>
         </w:rPr>
         <w:t xml:space="preserve">; </w:t>
       </w:r>
-      <w:hyperlink r:id="rId59">
-        <w:r>
-          <w:rPr>
-            <w:lang w:val="es_ES" w:bidi="es_ES"/>
-          </w:rPr>
-          <w:rPr>
-            <w:color w:val="0000EE"/>
-            <w:u w:val="single"/>
-          </w:rPr>
-          <w:t>Juan 7.42</w:t>
-        </w:r>
-      </w:hyperlink>
+      <w:r>
+        <w:rPr>
+          <w:lang w:val="es_ES" w:bidi="es_ES"/>
+        </w:rPr>
+        <w:t>Juan 7.42</w:t>
+      </w:r>
       <w:r>
         <w:rPr>
           <w:lang w:val="es_ES" w:bidi="es_ES"/>
         </w:rPr>
         <w:t xml:space="preserve">; </w:t>
       </w:r>
-      <w:hyperlink r:id="rId60">
-        <w:r>
-          <w:rPr>
-            <w:lang w:val="es_ES" w:bidi="es_ES"/>
-          </w:rPr>
-          <w:rPr>
-            <w:color w:val="0000EE"/>
-            <w:u w:val="single"/>
-          </w:rPr>
-          <w:t>Apocalipsis 5.5</w:t>
-        </w:r>
-      </w:hyperlink>
+      <w:r>
+        <w:rPr>
+          <w:lang w:val="es_ES" w:bidi="es_ES"/>
+        </w:rPr>
+        <w:t>Apocalipsis 5.5</w:t>
+      </w:r>
       <w:r>
         <w:rPr>
           <w:lang w:val="es_ES" w:bidi="es_ES"/>
         </w:rPr>
         <w:t xml:space="preserve">; </w:t>
       </w:r>
-      <w:hyperlink r:id="rId61">
-        <w:r>
-          <w:rPr>
-            <w:lang w:val="es_ES" w:bidi="es_ES"/>
-          </w:rPr>
-          <w:rPr>
-            <w:color w:val="0000EE"/>
-            <w:u w:val="single"/>
-          </w:rPr>
-          <w:t>22.16</w:t>
-        </w:r>
-      </w:hyperlink>
+      <w:r>
+        <w:rPr>
+          <w:lang w:val="es_ES" w:bidi="es_ES"/>
+        </w:rPr>
+        <w:t>22.16</w:t>
+      </w:r>
       <w:r>
         <w:rPr>
           <w:lang w:val="es_ES" w:bidi="es_ES"/>
         </w:rPr>
         <w:t xml:space="preserve">). La vida y el gobierno de David prefiguran el reinado mesiánico de Jesucristo, que durará para siempre (ver </w:t>
       </w:r>
-      <w:hyperlink r:id="rId62">
-        <w:r>
-          <w:rPr>
-            <w:lang w:val="es_ES" w:bidi="es_ES"/>
-          </w:rPr>
-          <w:rPr>
-            <w:color w:val="0000EE"/>
-            <w:u w:val="single"/>
-          </w:rPr>
-          <w:t>Lucas 1.32–33</w:t>
-        </w:r>
-      </w:hyperlink>
+      <w:r>
+        <w:rPr>
+          <w:lang w:val="es_ES" w:bidi="es_ES"/>
+        </w:rPr>
+        <w:t>Lucas 1.32–33</w:t>
+      </w:r>
       <w:r>
         <w:rPr>
           <w:lang w:val="es_ES" w:bidi="es_ES"/>
         </w:rPr>
         <w:t xml:space="preserve">; </w:t>
       </w:r>
-      <w:hyperlink r:id="rId60">
-        <w:r>
-          <w:rPr>
-            <w:lang w:val="es_ES" w:bidi="es_ES"/>
-          </w:rPr>
-          <w:rPr>
-            <w:color w:val="0000EE"/>
-            <w:u w:val="single"/>
-          </w:rPr>
-          <w:t>Apocalipsis</w:t>
-        </w:r>
-      </w:hyperlink>
-      <w:hyperlink r:id="rId63">
-        <w:r>
-          <w:rPr>
-            <w:lang w:val="es_ES" w:bidi="es_ES"/>
-          </w:rPr>
-          <w:rPr>
-            <w:color w:val="0000EE"/>
-            <w:u w:val="single"/>
-          </w:rPr>
-          <w:t xml:space="preserve"> 11.15</w:t>
-        </w:r>
-      </w:hyperlink>
+      <w:r>
+        <w:rPr>
+          <w:lang w:val="es_ES" w:bidi="es_ES"/>
+        </w:rPr>
+        <w:t>Apocalipsis</w:t>
+      </w:r>
+      <w:r>
+        <w:rPr>
+          <w:lang w:val="es_ES" w:bidi="es_ES"/>
+        </w:rPr>
+        <w:t xml:space="preserve"> 11.15</w:t>
+      </w:r>
       <w:r>
         <w:rPr>
           <w:lang w:val="es_ES" w:bidi="es_ES"/>
@@ -1581,486 +1257,324 @@
           <w:lang w:val="es_ES" w:bidi="es_ES"/>
         </w:rPr>
       </w:r>
-      <w:hyperlink r:id="rId64">
-        <w:r>
-          <w:rPr>
-            <w:lang w:val="es_ES" w:bidi="es_ES"/>
-          </w:rPr>
-          <w:rPr>
-            <w:color w:val="0000EE"/>
-            <w:u w:val="single"/>
-          </w:rPr>
-          <w:t>Rut 4.13–22</w:t>
-        </w:r>
-      </w:hyperlink>
+      <w:r>
+        <w:rPr>
+          <w:lang w:val="es_ES" w:bidi="es_ES"/>
+        </w:rPr>
+        <w:t>Rut 4.13–22</w:t>
+      </w:r>
       <w:r>
         <w:rPr>
           <w:lang w:val="es_ES" w:bidi="es_ES"/>
         </w:rPr>
         <w:t xml:space="preserve">; </w:t>
       </w:r>
-      <w:hyperlink r:id="rId65">
-        <w:r>
-          <w:rPr>
-            <w:lang w:val="es_ES" w:bidi="es_ES"/>
-          </w:rPr>
-          <w:rPr>
-            <w:color w:val="0000EE"/>
-            <w:u w:val="single"/>
-          </w:rPr>
-          <w:t>1 Samuel 16.1–17.58</w:t>
-        </w:r>
-      </w:hyperlink>
+      <w:r>
+        <w:rPr>
+          <w:lang w:val="es_ES" w:bidi="es_ES"/>
+        </w:rPr>
+        <w:t>1 Samuel 16.1–17.58</w:t>
+      </w:r>
       <w:r>
         <w:rPr>
           <w:lang w:val="es_ES" w:bidi="es_ES"/>
         </w:rPr>
         <w:t xml:space="preserve">; </w:t>
       </w:r>
-      <w:hyperlink r:id="rId66">
-        <w:r>
-          <w:rPr>
-            <w:lang w:val="es_ES" w:bidi="es_ES"/>
-          </w:rPr>
-          <w:rPr>
-            <w:color w:val="0000EE"/>
-            <w:u w:val="single"/>
-          </w:rPr>
-          <w:t>18.1–27.12</w:t>
-        </w:r>
-      </w:hyperlink>
+      <w:r>
+        <w:rPr>
+          <w:lang w:val="es_ES" w:bidi="es_ES"/>
+        </w:rPr>
+        <w:t>18.1–27.12</w:t>
+      </w:r>
       <w:r>
         <w:rPr>
           <w:lang w:val="es_ES" w:bidi="es_ES"/>
         </w:rPr>
         <w:t xml:space="preserve">; </w:t>
       </w:r>
-      <w:hyperlink r:id="rId67">
-        <w:r>
-          <w:rPr>
-            <w:lang w:val="es_ES" w:bidi="es_ES"/>
-          </w:rPr>
-          <w:rPr>
-            <w:color w:val="0000EE"/>
-            <w:u w:val="single"/>
-          </w:rPr>
-          <w:t>29.1–30.31</w:t>
-        </w:r>
-      </w:hyperlink>
+      <w:r>
+        <w:rPr>
+          <w:lang w:val="es_ES" w:bidi="es_ES"/>
+        </w:rPr>
+        <w:t>29.1–30.31</w:t>
+      </w:r>
       <w:r>
         <w:rPr>
           <w:lang w:val="es_ES" w:bidi="es_ES"/>
         </w:rPr>
         <w:t xml:space="preserve">; </w:t>
       </w:r>
-      <w:hyperlink r:id="rId68">
-        <w:r>
-          <w:rPr>
-            <w:lang w:val="es_ES" w:bidi="es_ES"/>
-          </w:rPr>
-          <w:rPr>
-            <w:color w:val="0000EE"/>
-            <w:u w:val="single"/>
-          </w:rPr>
-          <w:t>2 Samuel 1.1–24.25</w:t>
-        </w:r>
-      </w:hyperlink>
+      <w:r>
+        <w:rPr>
+          <w:lang w:val="es_ES" w:bidi="es_ES"/>
+        </w:rPr>
+        <w:t>2 Samuel 1.1–24.25</w:t>
+      </w:r>
       <w:r>
         <w:rPr>
           <w:lang w:val="es_ES" w:bidi="es_ES"/>
         </w:rPr>
         <w:t xml:space="preserve">; </w:t>
       </w:r>
-      <w:hyperlink r:id="rId69">
-        <w:r>
-          <w:rPr>
-            <w:lang w:val="es_ES" w:bidi="es_ES"/>
-          </w:rPr>
-          <w:rPr>
-            <w:color w:val="0000EE"/>
-            <w:u w:val="single"/>
-          </w:rPr>
-          <w:t>1 Reyes 1.1–2.12</w:t>
-        </w:r>
-      </w:hyperlink>
+      <w:r>
+        <w:rPr>
+          <w:lang w:val="es_ES" w:bidi="es_ES"/>
+        </w:rPr>
+        <w:t>1 Reyes 1.1–2.12</w:t>
+      </w:r>
       <w:r>
         <w:rPr>
           <w:lang w:val="es_ES" w:bidi="es_ES"/>
         </w:rPr>
         <w:t xml:space="preserve">; </w:t>
       </w:r>
-      <w:hyperlink r:id="rId70">
-        <w:r>
-          <w:rPr>
-            <w:lang w:val="es_ES" w:bidi="es_ES"/>
-          </w:rPr>
-          <w:rPr>
-            <w:color w:val="0000EE"/>
-            <w:u w:val="single"/>
-          </w:rPr>
-          <w:t>1 Crónicas 11.1–29.30</w:t>
-        </w:r>
-      </w:hyperlink>
+      <w:r>
+        <w:rPr>
+          <w:lang w:val="es_ES" w:bidi="es_ES"/>
+        </w:rPr>
+        <w:t>1 Crónicas 11.1–29.30</w:t>
+      </w:r>
       <w:r>
         <w:rPr>
           <w:lang w:val="es_ES" w:bidi="es_ES"/>
         </w:rPr>
         <w:t xml:space="preserve">; </w:t>
       </w:r>
-      <w:hyperlink r:id="rId71">
-        <w:r>
-          <w:rPr>
-            <w:lang w:val="es_ES" w:bidi="es_ES"/>
-          </w:rPr>
-          <w:rPr>
-            <w:color w:val="0000EE"/>
-            <w:u w:val="single"/>
-          </w:rPr>
-          <w:t>Salmos 1–32</w:t>
-        </w:r>
-      </w:hyperlink>
+      <w:r>
+        <w:rPr>
+          <w:lang w:val="es_ES" w:bidi="es_ES"/>
+        </w:rPr>
+        <w:t>Salmos 1–32</w:t>
+      </w:r>
       <w:r>
         <w:rPr>
           <w:lang w:val="es_ES" w:bidi="es_ES"/>
         </w:rPr>
         <w:t xml:space="preserve">, </w:t>
       </w:r>
-      <w:hyperlink r:id="rId72">
-        <w:r>
-          <w:rPr>
-            <w:lang w:val="es_ES" w:bidi="es_ES"/>
-          </w:rPr>
-          <w:rPr>
-            <w:color w:val="0000EE"/>
-            <w:u w:val="single"/>
-          </w:rPr>
-          <w:t>34–41</w:t>
-        </w:r>
-      </w:hyperlink>
+      <w:r>
+        <w:rPr>
+          <w:lang w:val="es_ES" w:bidi="es_ES"/>
+        </w:rPr>
+        <w:t>34–41</w:t>
+      </w:r>
       <w:r>
         <w:rPr>
           <w:lang w:val="es_ES" w:bidi="es_ES"/>
         </w:rPr>
         <w:t xml:space="preserve">, </w:t>
       </w:r>
-      <w:hyperlink r:id="rId73">
-        <w:r>
-          <w:rPr>
-            <w:lang w:val="es_ES" w:bidi="es_ES"/>
-          </w:rPr>
-          <w:rPr>
-            <w:color w:val="0000EE"/>
-            <w:u w:val="single"/>
-          </w:rPr>
-          <w:t>51–71</w:t>
-        </w:r>
-      </w:hyperlink>
+      <w:r>
+        <w:rPr>
+          <w:lang w:val="es_ES" w:bidi="es_ES"/>
+        </w:rPr>
+        <w:t>51–71</w:t>
+      </w:r>
       <w:r>
         <w:rPr>
           <w:lang w:val="es_ES" w:bidi="es_ES"/>
         </w:rPr>
         <w:t xml:space="preserve">, </w:t>
       </w:r>
-      <w:hyperlink r:id="rId74">
-        <w:r>
-          <w:rPr>
-            <w:lang w:val="es_ES" w:bidi="es_ES"/>
-          </w:rPr>
-          <w:rPr>
-            <w:color w:val="0000EE"/>
-            <w:u w:val="single"/>
-          </w:rPr>
-          <w:t>86</w:t>
-        </w:r>
-      </w:hyperlink>
+      <w:r>
+        <w:rPr>
+          <w:lang w:val="es_ES" w:bidi="es_ES"/>
+        </w:rPr>
+        <w:t>86</w:t>
+      </w:r>
       <w:r>
         <w:rPr>
           <w:lang w:val="es_ES" w:bidi="es_ES"/>
         </w:rPr>
         <w:t xml:space="preserve">, </w:t>
       </w:r>
-      <w:hyperlink r:id="rId75">
-        <w:r>
-          <w:rPr>
-            <w:lang w:val="es_ES" w:bidi="es_ES"/>
-          </w:rPr>
-          <w:rPr>
-            <w:color w:val="0000EE"/>
-            <w:u w:val="single"/>
-          </w:rPr>
-          <w:t>91–110</w:t>
-        </w:r>
-      </w:hyperlink>
+      <w:r>
+        <w:rPr>
+          <w:lang w:val="es_ES" w:bidi="es_ES"/>
+        </w:rPr>
+        <w:t>91–110</w:t>
+      </w:r>
       <w:r>
         <w:rPr>
           <w:lang w:val="es_ES" w:bidi="es_ES"/>
         </w:rPr>
         <w:t xml:space="preserve">, </w:t>
       </w:r>
-      <w:hyperlink r:id="rId76">
-        <w:r>
-          <w:rPr>
-            <w:lang w:val="es_ES" w:bidi="es_ES"/>
-          </w:rPr>
-          <w:rPr>
-            <w:color w:val="0000EE"/>
-            <w:u w:val="single"/>
-          </w:rPr>
-          <w:t>122</w:t>
-        </w:r>
-      </w:hyperlink>
+      <w:r>
+        <w:rPr>
+          <w:lang w:val="es_ES" w:bidi="es_ES"/>
+        </w:rPr>
+        <w:t>122</w:t>
+      </w:r>
       <w:r>
         <w:rPr>
           <w:lang w:val="es_ES" w:bidi="es_ES"/>
         </w:rPr>
         <w:t xml:space="preserve">, </w:t>
       </w:r>
-      <w:hyperlink r:id="rId77">
-        <w:r>
-          <w:rPr>
-            <w:lang w:val="es_ES" w:bidi="es_ES"/>
-          </w:rPr>
-          <w:rPr>
-            <w:color w:val="0000EE"/>
-            <w:u w:val="single"/>
-          </w:rPr>
-          <w:t>124</w:t>
-        </w:r>
-      </w:hyperlink>
+      <w:r>
+        <w:rPr>
+          <w:lang w:val="es_ES" w:bidi="es_ES"/>
+        </w:rPr>
+        <w:t>124</w:t>
+      </w:r>
       <w:r>
         <w:rPr>
           <w:lang w:val="es_ES" w:bidi="es_ES"/>
         </w:rPr>
         <w:t xml:space="preserve">, </w:t>
       </w:r>
-      <w:hyperlink r:id="rId78">
-        <w:r>
-          <w:rPr>
-            <w:lang w:val="es_ES" w:bidi="es_ES"/>
-          </w:rPr>
-          <w:rPr>
-            <w:color w:val="0000EE"/>
-            <w:u w:val="single"/>
-          </w:rPr>
-          <w:t>131</w:t>
-        </w:r>
-      </w:hyperlink>
+      <w:r>
+        <w:rPr>
+          <w:lang w:val="es_ES" w:bidi="es_ES"/>
+        </w:rPr>
+        <w:t>131</w:t>
+      </w:r>
       <w:r>
         <w:rPr>
           <w:lang w:val="es_ES" w:bidi="es_ES"/>
         </w:rPr>
         <w:t xml:space="preserve">, </w:t>
       </w:r>
-      <w:hyperlink r:id="rId79">
-        <w:r>
-          <w:rPr>
-            <w:lang w:val="es_ES" w:bidi="es_ES"/>
-          </w:rPr>
-          <w:rPr>
-            <w:color w:val="0000EE"/>
-            <w:u w:val="single"/>
-          </w:rPr>
-          <w:t>133</w:t>
-        </w:r>
-      </w:hyperlink>
+      <w:r>
+        <w:rPr>
+          <w:lang w:val="es_ES" w:bidi="es_ES"/>
+        </w:rPr>
+        <w:t>133</w:t>
+      </w:r>
       <w:r>
         <w:rPr>
           <w:lang w:val="es_ES" w:bidi="es_ES"/>
         </w:rPr>
         <w:t xml:space="preserve">, </w:t>
       </w:r>
-      <w:hyperlink r:id="rId80">
-        <w:r>
-          <w:rPr>
-            <w:lang w:val="es_ES" w:bidi="es_ES"/>
-          </w:rPr>
-          <w:rPr>
-            <w:color w:val="0000EE"/>
-            <w:u w:val="single"/>
-          </w:rPr>
-          <w:t>138–145</w:t>
-        </w:r>
-      </w:hyperlink>
+      <w:r>
+        <w:rPr>
+          <w:lang w:val="es_ES" w:bidi="es_ES"/>
+        </w:rPr>
+        <w:t>138–145</w:t>
+      </w:r>
       <w:r>
         <w:rPr>
           <w:lang w:val="es_ES" w:bidi="es_ES"/>
         </w:rPr>
         <w:t xml:space="preserve">; </w:t>
       </w:r>
-      <w:hyperlink r:id="rId51">
-        <w:r>
-          <w:rPr>
-            <w:lang w:val="es_ES" w:bidi="es_ES"/>
-          </w:rPr>
-          <w:rPr>
-            <w:color w:val="0000EE"/>
-            <w:u w:val="single"/>
-          </w:rPr>
-          <w:t>Mateo 1.1</w:t>
-        </w:r>
-      </w:hyperlink>
+      <w:r>
+        <w:rPr>
+          <w:lang w:val="es_ES" w:bidi="es_ES"/>
+        </w:rPr>
+        <w:t>Mateo 1.1</w:t>
+      </w:r>
       <w:r>
         <w:rPr>
           <w:lang w:val="es_ES" w:bidi="es_ES"/>
         </w:rPr>
         <w:t xml:space="preserve">; </w:t>
       </w:r>
-      <w:hyperlink r:id="rId52">
-        <w:r>
-          <w:rPr>
-            <w:lang w:val="es_ES" w:bidi="es_ES"/>
-          </w:rPr>
-          <w:rPr>
-            <w:color w:val="0000EE"/>
-            <w:u w:val="single"/>
-          </w:rPr>
-          <w:t>9.27</w:t>
-        </w:r>
-      </w:hyperlink>
+      <w:r>
+        <w:rPr>
+          <w:lang w:val="es_ES" w:bidi="es_ES"/>
+        </w:rPr>
+        <w:t>9.27</w:t>
+      </w:r>
       <w:r>
         <w:rPr>
           <w:lang w:val="es_ES" w:bidi="es_ES"/>
         </w:rPr>
         <w:t xml:space="preserve">; </w:t>
       </w:r>
-      <w:hyperlink r:id="rId81">
-        <w:r>
-          <w:rPr>
-            <w:lang w:val="es_ES" w:bidi="es_ES"/>
-          </w:rPr>
-          <w:rPr>
-            <w:color w:val="0000EE"/>
-            <w:u w:val="single"/>
-          </w:rPr>
-          <w:t>22.41–46</w:t>
-        </w:r>
-      </w:hyperlink>
+      <w:r>
+        <w:rPr>
+          <w:lang w:val="es_ES" w:bidi="es_ES"/>
+        </w:rPr>
+        <w:t>22.41–46</w:t>
+      </w:r>
       <w:r>
         <w:rPr>
           <w:lang w:val="es_ES" w:bidi="es_ES"/>
         </w:rPr>
         <w:t xml:space="preserve">; </w:t>
       </w:r>
-      <w:hyperlink r:id="rId56">
-        <w:r>
-          <w:rPr>
-            <w:lang w:val="es_ES" w:bidi="es_ES"/>
-          </w:rPr>
-          <w:rPr>
-            <w:color w:val="0000EE"/>
-            <w:u w:val="single"/>
-          </w:rPr>
-          <w:t>Marcos 12.35–37</w:t>
-        </w:r>
-      </w:hyperlink>
+      <w:r>
+        <w:rPr>
+          <w:lang w:val="es_ES" w:bidi="es_ES"/>
+        </w:rPr>
+        <w:t>Marcos 12.35–37</w:t>
+      </w:r>
       <w:r>
         <w:rPr>
           <w:lang w:val="es_ES" w:bidi="es_ES"/>
         </w:rPr>
         <w:t xml:space="preserve">; </w:t>
       </w:r>
-      <w:hyperlink r:id="rId58">
-        <w:r>
-          <w:rPr>
-            <w:lang w:val="es_ES" w:bidi="es_ES"/>
-          </w:rPr>
-          <w:rPr>
-            <w:color w:val="0000EE"/>
-            <w:u w:val="single"/>
-          </w:rPr>
-          <w:t>Lucas 20.41–44</w:t>
-        </w:r>
-      </w:hyperlink>
+      <w:r>
+        <w:rPr>
+          <w:lang w:val="es_ES" w:bidi="es_ES"/>
+        </w:rPr>
+        <w:t>Lucas 20.41–44</w:t>
+      </w:r>
       <w:r>
         <w:rPr>
           <w:lang w:val="es_ES" w:bidi="es_ES"/>
         </w:rPr>
         <w:t xml:space="preserve">; </w:t>
       </w:r>
-      <w:hyperlink r:id="rId82">
-        <w:r>
-          <w:rPr>
-            <w:lang w:val="es_ES" w:bidi="es_ES"/>
-          </w:rPr>
-          <w:rPr>
-            <w:color w:val="0000EE"/>
-            <w:u w:val="single"/>
-          </w:rPr>
-          <w:t>Juan 7.40–44</w:t>
-        </w:r>
-      </w:hyperlink>
+      <w:r>
+        <w:rPr>
+          <w:lang w:val="es_ES" w:bidi="es_ES"/>
+        </w:rPr>
+        <w:t>Juan 7.40–44</w:t>
+      </w:r>
       <w:r>
         <w:rPr>
           <w:lang w:val="es_ES" w:bidi="es_ES"/>
         </w:rPr>
         <w:t xml:space="preserve">; </w:t>
       </w:r>
-      <w:hyperlink r:id="rId83">
-        <w:r>
-          <w:rPr>
-            <w:lang w:val="es_ES" w:bidi="es_ES"/>
-          </w:rPr>
-          <w:rPr>
-            <w:color w:val="0000EE"/>
-            <w:u w:val="single"/>
-          </w:rPr>
-          <w:t>Hechos 2.22–37</w:t>
-        </w:r>
-      </w:hyperlink>
+      <w:r>
+        <w:rPr>
+          <w:lang w:val="es_ES" w:bidi="es_ES"/>
+        </w:rPr>
+        <w:t>Hechos 2.22–37</w:t>
+      </w:r>
       <w:r>
         <w:rPr>
           <w:lang w:val="es_ES" w:bidi="es_ES"/>
         </w:rPr>
         <w:t xml:space="preserve">; </w:t>
       </w:r>
-      <w:hyperlink r:id="rId84">
-        <w:r>
-          <w:rPr>
-            <w:lang w:val="es_ES" w:bidi="es_ES"/>
-          </w:rPr>
-          <w:rPr>
-            <w:color w:val="0000EE"/>
-            <w:u w:val="single"/>
-          </w:rPr>
-          <w:t>13.20–43</w:t>
-        </w:r>
-      </w:hyperlink>
+      <w:r>
+        <w:rPr>
+          <w:lang w:val="es_ES" w:bidi="es_ES"/>
+        </w:rPr>
+        <w:t>13.20–43</w:t>
+      </w:r>
       <w:r>
         <w:rPr>
           <w:lang w:val="es_ES" w:bidi="es_ES"/>
         </w:rPr>
         <w:t xml:space="preserve">; </w:t>
       </w:r>
-      <w:hyperlink r:id="rId85">
-        <w:r>
-          <w:rPr>
-            <w:lang w:val="es_ES" w:bidi="es_ES"/>
-          </w:rPr>
-          <w:rPr>
-            <w:color w:val="0000EE"/>
-            <w:u w:val="single"/>
-          </w:rPr>
-          <w:t>Romanos 1.3</w:t>
-        </w:r>
-      </w:hyperlink>
+      <w:r>
+        <w:rPr>
+          <w:lang w:val="es_ES" w:bidi="es_ES"/>
+        </w:rPr>
+        <w:t>Romanos 1.3</w:t>
+      </w:r>
       <w:r>
         <w:rPr>
           <w:lang w:val="es_ES" w:bidi="es_ES"/>
         </w:rPr>
         <w:t xml:space="preserve">; </w:t>
       </w:r>
-      <w:hyperlink r:id="rId61">
-        <w:r>
-          <w:rPr>
-            <w:lang w:val="es_ES" w:bidi="es_ES"/>
-          </w:rPr>
-          <w:rPr>
-            <w:color w:val="0000EE"/>
-            <w:u w:val="single"/>
-          </w:rPr>
-          <w:t>Apocalipsis 22.16</w:t>
-        </w:r>
-      </w:hyperlink>
+      <w:r>
+        <w:rPr>
+          <w:lang w:val="es_ES" w:bidi="es_ES"/>
+        </w:rPr>
+        <w:t>Apocalipsis 22.16</w:t>
+      </w:r>
       <w:r>
         <w:rPr>
           <w:lang w:val="es_ES" w:bidi="es_ES"/>
@@ -2109,18 +1623,12 @@
         </w:rPr>
         <w:t xml:space="preserve">La profetisa Débora fue una de las primeras juezas de Israel. Era una mujer íntegra y devota al Señor. Como profetisa, recibía mensajes divinos, y como jueza, resolvía disputas legales. A menudo la llamaban “una madre en Israel” (ver </w:t>
       </w:r>
-      <w:hyperlink r:id="rId86">
-        <w:r>
-          <w:rPr>
-            <w:lang w:val="es_ES" w:bidi="es_ES"/>
-          </w:rPr>
-          <w:rPr>
-            <w:color w:val="0000EE"/>
-            <w:u w:val="single"/>
-          </w:rPr>
-          <w:t>Jueces 5.7</w:t>
-        </w:r>
-      </w:hyperlink>
+      <w:r>
+        <w:rPr>
+          <w:lang w:val="es_ES" w:bidi="es_ES"/>
+        </w:rPr>
+        <w:t>Jueces 5.7</w:t>
+      </w:r>
       <w:r>
         <w:rPr>
           <w:lang w:val="es_ES" w:bidi="es_ES"/>
@@ -2141,36 +1649,24 @@
         </w:rPr>
         <w:t>Durante la época de Débora, la gente estaba cometiendo más actos malvados. Abandonaron los caminos de Dios, y las tribus de Israel no estaban unidas. Israel estaba haciendo "lo malo ante los ojos del Señor". (</w:t>
       </w:r>
-      <w:hyperlink r:id="rId87">
-        <w:r>
-          <w:rPr>
-            <w:lang w:val="es_ES" w:bidi="es_ES"/>
-          </w:rPr>
-          <w:rPr>
-            <w:color w:val="0000EE"/>
-            <w:u w:val="single"/>
-          </w:rPr>
-          <w:t>Jueces 4.1</w:t>
-        </w:r>
-      </w:hyperlink>
+      <w:r>
+        <w:rPr>
+          <w:lang w:val="es_ES" w:bidi="es_ES"/>
+        </w:rPr>
+        <w:t>Jueces 4.1</w:t>
+      </w:r>
       <w:r>
         <w:rPr>
           <w:lang w:val="es_ES" w:bidi="es_ES"/>
         </w:rPr>
         <w:t>). Entonces, Dios entregó a Israel a un opresor, Jabín de Canaán. Una vez más, Israel clamó al Señor por ayuda (</w:t>
       </w:r>
-      <w:hyperlink r:id="rId88">
-        <w:r>
-          <w:rPr>
-            <w:lang w:val="es_ES" w:bidi="es_ES"/>
-          </w:rPr>
-          <w:rPr>
-            <w:color w:val="0000EE"/>
-            <w:u w:val="single"/>
-          </w:rPr>
-          <w:t>Jueces 4.3</w:t>
-        </w:r>
-      </w:hyperlink>
+      <w:r>
+        <w:rPr>
+          <w:lang w:val="es_ES" w:bidi="es_ES"/>
+        </w:rPr>
+        <w:t>Jueces 4.3</w:t>
+      </w:r>
       <w:r>
         <w:rPr>
           <w:lang w:val="es_ES" w:bidi="es_ES"/>
@@ -2191,18 +1687,12 @@
         </w:rPr>
         <w:t>Dios llamó a Barac para luchar contra Sísara, el comandante del ejército de Jabín, a través de Débora. Sin embargo, Barac no mostró entusiasmo ni valentía. Insistió en que Débora lo acompañara. Débora aceptó, pero advirtió que una mujer recibiría la gloria por la victoria, no Barac. Esto se cumplió cuando Barac derrotó a Sísara y su ejército, pero Jael, la mujer que mató a Sísara, recibió la gloria. Barac demostró poco coraje o liderazgo, lo cual contrastó con el valor y liderazgo de Débora y Jael. Las acciones de Débora condujeron a cuarenta años de paz para Israel (</w:t>
       </w:r>
-      <w:hyperlink r:id="rId89">
-        <w:r>
-          <w:rPr>
-            <w:lang w:val="es_ES" w:bidi="es_ES"/>
-          </w:rPr>
-          <w:rPr>
-            <w:color w:val="0000EE"/>
-            <w:u w:val="single"/>
-          </w:rPr>
-          <w:t>Jueces 5.31</w:t>
-        </w:r>
-      </w:hyperlink>
+      <w:r>
+        <w:rPr>
+          <w:lang w:val="es_ES" w:bidi="es_ES"/>
+        </w:rPr>
+        <w:t>Jueces 5.31</w:t>
+      </w:r>
       <w:r>
         <w:rPr>
           <w:lang w:val="es_ES" w:bidi="es_ES"/>
@@ -2232,18 +1722,12 @@
           <w:lang w:val="es_ES" w:bidi="es_ES"/>
         </w:rPr>
       </w:r>
-      <w:hyperlink r:id="rId90">
-        <w:r>
-          <w:rPr>
-            <w:lang w:val="es_ES" w:bidi="es_ES"/>
-          </w:rPr>
-          <w:rPr>
-            <w:color w:val="0000EE"/>
-            <w:u w:val="single"/>
-          </w:rPr>
-          <w:t>Jueces 4.1–5.31</w:t>
-        </w:r>
-      </w:hyperlink>
+      <w:r>
+        <w:rPr>
+          <w:lang w:val="es_ES" w:bidi="es_ES"/>
+        </w:rPr>
+        <w:t>Jueces 4.1–5.31</w:t>
+      </w:r>
       <w:r>
         <w:rPr>
           <w:lang w:val="es_ES" w:bidi="es_ES"/>
